--- a/報價單_HTML/範本/繳費單範本.docx
+++ b/報價單_HTML/範本/繳費單範本.docx
@@ -8,13 +8,13 @@
       </w:pPr>
       <w:r>
         <w:rPr>
-          <w:rFonts w:hint="eastAsia"/>
+          <w:rFonts w:ascii="Times New Roman" w:hAnsi="Times New Roman" w:eastAsia="標楷體" w:cs="Times New Roman" w:hint="eastAsia"/>
         </w:rPr>
         <w:t>親愛的家長您好</w:t>
       </w:r>
       <w:r>
         <w:rPr>
-          <w:rFonts w:hint="eastAsia"/>
+          <w:rFonts w:ascii="Times New Roman" w:hAnsi="Times New Roman" w:eastAsia="標楷體" w:cs="Times New Roman" w:hint="eastAsia"/>
         </w:rPr>
         <w:t>:</w:t>
       </w:r>
@@ -23,7 +23,7 @@
       <w:pPr>
         <w:widowControl/>
         <w:rPr>
-          <w:rFonts w:ascii="標楷體" w:eastAsia="標楷體" w:hAnsi="標楷體" w:cs="新細明體"/>
+          <w:rFonts w:ascii="Times New Roman" w:hAnsi="Times New Roman" w:eastAsia="標楷體" w:cs="Times New Roman"/>
           <w:color w:val="FF0000"/>
           <w:kern w:val="0"/>
           <w:szCs w:val="24"/>
@@ -31,7 +31,7 @@
       </w:pPr>
       <w:r>
         <w:rPr>
-          <w:rFonts w:hint="eastAsia"/>
+          <w:rFonts w:ascii="Times New Roman" w:hAnsi="Times New Roman" w:eastAsia="標楷體" w:cs="Times New Roman" w:hint="eastAsia"/>
           <w:b/>
           <w:u w:val="single"/>
         </w:rPr>
@@ -39,13 +39,13 @@
       </w:r>
       <w:r>
         <w:rPr>
-          <w:rFonts w:hint="eastAsia"/>
+          <w:rFonts w:ascii="Times New Roman" w:hAnsi="Times New Roman" w:eastAsia="標楷體" w:cs="Times New Roman" w:hint="eastAsia"/>
         </w:rPr>
         <w:t>小朋友報名課程如下</w:t>
       </w:r>
       <w:r>
         <w:rPr>
-          <w:rFonts w:hint="eastAsia"/>
+          <w:rFonts w:ascii="Times New Roman" w:hAnsi="Times New Roman" w:eastAsia="標楷體" w:cs="Times New Roman" w:hint="eastAsia"/>
         </w:rPr>
         <w:t>:</w:t>
       </w:r>
@@ -80,7 +80,7 @@
             </w:pPr>
             <w:r>
               <w:rPr>
-                <w:rFonts w:hint="eastAsia"/>
+                <w:rFonts w:ascii="Times New Roman" w:hAnsi="Times New Roman" w:eastAsia="標楷體" w:cs="Times New Roman" w:hint="eastAsia"/>
               </w:rPr>
               <w:t>課程名稱</w:t>
             </w:r>
@@ -96,7 +96,7 @@
             </w:pPr>
             <w:r>
               <w:rPr>
-                <w:rFonts w:hint="eastAsia"/>
+                <w:rFonts w:ascii="Times New Roman" w:hAnsi="Times New Roman" w:eastAsia="標楷體" w:cs="Times New Roman" w:hint="eastAsia"/>
               </w:rPr>
               <w:t>日期起訖</w:t>
             </w:r>
@@ -113,7 +113,7 @@
             </w:pPr>
             <w:r>
               <w:rPr>
-                <w:rFonts w:hint="eastAsia"/>
+                <w:rFonts w:ascii="Times New Roman" w:hAnsi="Times New Roman" w:eastAsia="標楷體" w:cs="Times New Roman" w:hint="eastAsia"/>
               </w:rPr>
               <w:t>學費</w:t>
             </w:r>
@@ -130,7 +130,7 @@
             </w:pPr>
             <w:r>
               <w:rPr>
-                <w:rFonts w:hint="eastAsia"/>
+                <w:rFonts w:ascii="Times New Roman" w:hAnsi="Times New Roman" w:eastAsia="標楷體" w:cs="Times New Roman" w:hint="eastAsia"/>
               </w:rPr>
               <w:t>教材費</w:t>
             </w:r>
@@ -146,7 +146,7 @@
             </w:pPr>
             <w:r>
               <w:rPr>
-                <w:rFonts w:hint="eastAsia"/>
+                <w:rFonts w:ascii="Times New Roman" w:hAnsi="Times New Roman" w:eastAsia="標楷體" w:cs="Times New Roman" w:hint="eastAsia"/>
               </w:rPr>
               <w:t>扣除金額</w:t>
             </w:r>
@@ -163,7 +163,7 @@
             </w:pPr>
             <w:r>
               <w:rPr>
-                <w:rFonts w:hint="eastAsia"/>
+                <w:rFonts w:ascii="Times New Roman" w:hAnsi="Times New Roman" w:eastAsia="標楷體" w:cs="Times New Roman" w:hint="eastAsia"/>
               </w:rPr>
               <w:t>總計</w:t>
             </w:r>
@@ -188,7 +188,7 @@
             </w:pPr>
             <w:r>
               <w:rPr>
-                <w:rFonts w:hint="eastAsia"/>
+                <w:rFonts w:ascii="Times New Roman" w:hAnsi="Times New Roman" w:eastAsia="標楷體" w:cs="Times New Roman" w:hint="eastAsia"/>
                 <w:szCs w:val="24"/>
               </w:rPr>
               <w:t>{#courses}{name}</w:t>
@@ -209,7 +209,7 @@
             </w:pPr>
             <w:r>
               <w:rPr>
-                <w:rFonts w:hint="eastAsia"/>
+                <w:rFonts w:ascii="Times New Roman" w:hAnsi="Times New Roman" w:eastAsia="標楷體" w:cs="Times New Roman" w:hint="eastAsia"/>
                 <w:szCs w:val="24"/>
               </w:rPr>
               <w:t>{date}</w:t>
@@ -227,7 +227,7 @@
             </w:pPr>
             <w:r>
               <w:rPr>
-                <w:rFonts w:hint="eastAsia"/>
+                <w:rFonts w:ascii="Times New Roman" w:hAnsi="Times New Roman" w:eastAsia="標楷體" w:cs="Times New Roman" w:hint="eastAsia"/>
               </w:rPr>
               <w:t>{tuition}</w:t>
             </w:r>
@@ -244,7 +244,7 @@
             </w:pPr>
             <w:r>
               <w:rPr>
-                <w:rFonts w:hint="eastAsia"/>
+                <w:rFonts w:ascii="Times New Roman" w:hAnsi="Times New Roman" w:eastAsia="標楷體" w:cs="Times New Roman" w:hint="eastAsia"/>
               </w:rPr>
               <w:t>{material}</w:t>
             </w:r>
@@ -261,7 +261,7 @@
             </w:pPr>
             <w:r>
               <w:rPr>
-                <w:rFonts w:hint="eastAsia"/>
+                <w:rFonts w:ascii="Times New Roman" w:hAnsi="Times New Roman" w:eastAsia="標楷體" w:cs="Times New Roman" w:hint="eastAsia"/>
                 <w:szCs w:val="24"/>
               </w:rPr>
               <w:t>{deduction}</w:t>
@@ -279,7 +279,7 @@
             </w:pPr>
             <w:r>
               <w:rPr>
-                <w:rFonts w:hint="eastAsia"/>
+                <w:rFonts w:ascii="Times New Roman" w:hAnsi="Times New Roman" w:eastAsia="標楷體" w:cs="Times New Roman" w:hint="eastAsia"/>
               </w:rPr>
               <w:t>{total}{/courses}</w:t>
             </w:r>
@@ -376,7 +376,7 @@
             </w:pPr>
             <w:r>
               <w:rPr>
-                <w:rFonts w:hint="eastAsia"/>
+                <w:rFonts w:ascii="Times New Roman" w:hAnsi="Times New Roman" w:eastAsia="標楷體" w:cs="Times New Roman" w:hint="eastAsia"/>
                 <w:spacing w:val="360"/>
                 <w:kern w:val="0"/>
                 <w:fitText w:val="1200" w:id="-907801088"/>
@@ -385,7 +385,7 @@
             </w:r>
             <w:r>
               <w:rPr>
-                <w:rFonts w:hint="eastAsia"/>
+                <w:rFonts w:ascii="Times New Roman" w:hAnsi="Times New Roman" w:eastAsia="標楷體" w:cs="Times New Roman" w:hint="eastAsia"/>
                 <w:kern w:val="0"/>
                 <w:fitText w:val="1200" w:id="-907801088"/>
               </w:rPr>
@@ -404,7 +404,7 @@
             </w:pPr>
             <w:r>
               <w:rPr>
-                <w:rFonts w:hint="eastAsia"/>
+                <w:rFonts w:ascii="Times New Roman" w:hAnsi="Times New Roman" w:eastAsia="標楷體" w:cs="Times New Roman" w:hint="eastAsia"/>
               </w:rPr>
               <w:t>{sum_tuition}</w:t>
             </w:r>
@@ -421,7 +421,7 @@
             </w:pPr>
             <w:r>
               <w:rPr>
-                <w:rFonts w:hint="eastAsia"/>
+                <w:rFonts w:ascii="Times New Roman" w:hAnsi="Times New Roman" w:eastAsia="標楷體" w:cs="Times New Roman" w:hint="eastAsia"/>
               </w:rPr>
               <w:t>{sum_material}</w:t>
             </w:r>
@@ -438,7 +438,7 @@
             </w:pPr>
             <w:r>
               <w:rPr>
-                <w:rFonts w:hint="eastAsia"/>
+                <w:rFonts w:ascii="Times New Roman" w:hAnsi="Times New Roman" w:eastAsia="標楷體" w:cs="Times New Roman" w:hint="eastAsia"/>
               </w:rPr>
               <w:t>{sum_deduction}</w:t>
             </w:r>
@@ -455,13 +455,13 @@
             </w:pPr>
             <w:r>
               <w:rPr>
-                <w:rFonts w:hint="eastAsia"/>
+                <w:rFonts w:ascii="Times New Roman" w:hAnsi="Times New Roman" w:eastAsia="標楷體" w:cs="Times New Roman" w:hint="eastAsia"/>
               </w:rPr>
               <w:t>{sum_total}</w:t>
             </w:r>
             <w:r>
               <w:rPr>
-                <w:rFonts w:hint="eastAsia"/>
+                <w:rFonts w:ascii="Times New Roman" w:hAnsi="Times New Roman" w:eastAsia="標楷體" w:cs="Times New Roman" w:hint="eastAsia"/>
               </w:rPr>
             </w:r>
           </w:p>
@@ -483,13 +483,13 @@
             </w:pPr>
             <w:r>
               <w:rPr>
-                <w:rFonts w:hint="eastAsia"/>
+                <w:rFonts w:ascii="Times New Roman" w:hAnsi="Times New Roman" w:eastAsia="標楷體" w:cs="Times New Roman" w:hint="eastAsia"/>
               </w:rPr>
               <w:t>備註</w:t>
             </w:r>
             <w:r>
               <w:rPr>
-                <w:rFonts w:hint="eastAsia"/>
+                <w:rFonts w:ascii="Times New Roman" w:hAnsi="Times New Roman" w:eastAsia="標楷體" w:cs="Times New Roman" w:hint="eastAsia"/>
               </w:rPr>
               <w:t>:</w:t>
             </w:r>
@@ -498,7 +498,7 @@
             </w:r>
             <w:r>
               <w:rPr>
-                <w:rFonts w:asciiTheme="minorEastAsia" w:hAnsiTheme="minorEastAsia" w:hint="eastAsia"/>
+                <w:rFonts w:ascii="Times New Roman" w:hAnsi="Times New Roman" w:eastAsia="標楷體" w:cs="Times New Roman" w:hint="eastAsia"/>
               </w:rPr>
               <w:t>{note}</w:t>
             </w:r>
@@ -512,7 +512,7 @@
       </w:pPr>
       <w:r>
         <w:rPr>
-          <w:rFonts w:hint="eastAsia"/>
+          <w:rFonts w:ascii="Times New Roman" w:hAnsi="Times New Roman" w:eastAsia="標楷體" w:cs="Times New Roman" w:hint="eastAsia"/>
           <w:b/>
           <w:u w:val="single"/>
         </w:rPr>
@@ -520,7 +520,7 @@
       </w:r>
       <w:r>
         <w:rPr>
-          <w:rFonts w:hint="eastAsia"/>
+          <w:rFonts w:ascii="Times New Roman" w:hAnsi="Times New Roman" w:eastAsia="標楷體" w:cs="Times New Roman" w:hint="eastAsia"/>
           <w:b/>
           <w:u w:val="single"/>
         </w:rPr>
@@ -530,7 +530,7 @@
     <w:p>
       <w:r>
         <w:rPr>
-          <w:rFonts w:hint="eastAsia"/>
+          <w:rFonts w:ascii="Times New Roman" w:hAnsi="Times New Roman" w:eastAsia="標楷體" w:cs="Times New Roman" w:hint="eastAsia"/>
         </w:rPr>
         <w:t>1.</w:t>
       </w:r>
@@ -539,7 +539,7 @@
       </w:r>
       <w:r>
         <w:rPr>
-          <w:rFonts w:hint="eastAsia"/>
+          <w:rFonts w:ascii="Times New Roman" w:hAnsi="Times New Roman" w:eastAsia="標楷體" w:cs="Times New Roman" w:hint="eastAsia"/>
         </w:rPr>
         <w:t>現場繳費</w:t>
       </w:r>
@@ -550,7 +550,7 @@
       </w:pPr>
       <w:r>
         <w:rPr>
-          <w:rFonts w:hint="eastAsia"/>
+          <w:rFonts w:ascii="Times New Roman" w:hAnsi="Times New Roman" w:eastAsia="標楷體" w:cs="Times New Roman" w:hint="eastAsia"/>
         </w:rPr>
         <w:t>2.</w:t>
       </w:r>
@@ -559,25 +559,25 @@
       </w:r>
       <w:r>
         <w:rPr>
-          <w:rFonts w:hint="eastAsia"/>
+          <w:rFonts w:ascii="Times New Roman" w:hAnsi="Times New Roman" w:eastAsia="標楷體" w:cs="Times New Roman" w:hint="eastAsia"/>
         </w:rPr>
         <w:t>線上匯款</w:t>
       </w:r>
       <w:r>
         <w:rPr>
-          <w:rFonts w:hint="eastAsia"/>
+          <w:rFonts w:ascii="Times New Roman" w:hAnsi="Times New Roman" w:eastAsia="標楷體" w:cs="Times New Roman" w:hint="eastAsia"/>
         </w:rPr>
         <w:t>(</w:t>
       </w:r>
       <w:r>
         <w:rPr>
-          <w:rFonts w:hint="eastAsia"/>
+          <w:rFonts w:ascii="Times New Roman" w:hAnsi="Times New Roman" w:eastAsia="標楷體" w:cs="Times New Roman" w:hint="eastAsia"/>
         </w:rPr>
         <w:t>轉帳完成煩請告知帳戶末五碼</w:t>
       </w:r>
       <w:r>
         <w:rPr>
-          <w:rFonts w:hint="eastAsia"/>
+          <w:rFonts w:ascii="Times New Roman" w:hAnsi="Times New Roman" w:eastAsia="標楷體" w:cs="Times New Roman" w:hint="eastAsia"/>
         </w:rPr>
         <w:t>)</w:t>
       </w:r>
@@ -588,13 +588,13 @@
       </w:r>
       <w:r>
         <w:rPr>
-          <w:rFonts w:hint="eastAsia"/>
+          <w:rFonts w:ascii="Times New Roman" w:hAnsi="Times New Roman" w:eastAsia="標楷體" w:cs="Times New Roman" w:hint="eastAsia"/>
         </w:rPr>
         <w:t>匯款帳戶</w:t>
       </w:r>
       <w:r>
         <w:rPr>
-          <w:rFonts w:hint="eastAsia"/>
+          <w:rFonts w:ascii="Times New Roman" w:hAnsi="Times New Roman" w:eastAsia="標楷體" w:cs="Times New Roman" w:hint="eastAsia"/>
         </w:rPr>
         <w:t>:</w:t>
       </w:r>
@@ -603,13 +603,13 @@
       </w:r>
       <w:r>
         <w:rPr>
-          <w:rFonts w:hint="eastAsia"/>
+          <w:rFonts w:ascii="Times New Roman" w:hAnsi="Times New Roman" w:eastAsia="標楷體" w:cs="Times New Roman" w:hint="eastAsia"/>
         </w:rPr>
         <w:t>FUN</w:t>
       </w:r>
       <w:r>
         <w:rPr>
-          <w:rFonts w:hint="eastAsia"/>
+          <w:rFonts w:ascii="Times New Roman" w:hAnsi="Times New Roman" w:eastAsia="標楷體" w:cs="Times New Roman" w:hint="eastAsia"/>
         </w:rPr>
         <w:t>學院文理補習班</w:t>
       </w:r>
@@ -629,13 +629,13 @@
       </w:pPr>
       <w:r>
         <w:rPr>
-          <w:rFonts w:hint="eastAsia"/>
+          <w:rFonts w:ascii="Times New Roman" w:hAnsi="Times New Roman" w:eastAsia="標楷體" w:cs="Times New Roman" w:hint="eastAsia"/>
         </w:rPr>
         <w:t>銀行代號</w:t>
       </w:r>
       <w:r>
         <w:rPr>
-          <w:rFonts w:hint="eastAsia"/>
+          <w:rFonts w:ascii="Times New Roman" w:hAnsi="Times New Roman" w:eastAsia="標楷體" w:cs="Times New Roman" w:hint="eastAsia"/>
         </w:rPr>
         <w:t>:</w:t>
       </w:r>
@@ -644,21 +644,21 @@
       </w:r>
       <w:r>
         <w:rPr>
-          <w:rFonts w:hint="eastAsia"/>
+          <w:rFonts w:ascii="Times New Roman" w:hAnsi="Times New Roman" w:eastAsia="標楷體" w:cs="Times New Roman" w:hint="eastAsia"/>
           <w:sz w:val="28"/>
         </w:rPr>
         <w:t>812(</w:t>
       </w:r>
       <w:r>
         <w:rPr>
-          <w:rFonts w:hint="eastAsia"/>
+          <w:rFonts w:ascii="Times New Roman" w:hAnsi="Times New Roman" w:eastAsia="標楷體" w:cs="Times New Roman" w:hint="eastAsia"/>
           <w:sz w:val="28"/>
         </w:rPr>
         <w:t>台新銀行</w:t>
       </w:r>
       <w:r>
         <w:rPr>
-          <w:rFonts w:hint="eastAsia"/>
+          <w:rFonts w:ascii="Times New Roman" w:hAnsi="Times New Roman" w:eastAsia="標楷體" w:cs="Times New Roman" w:hint="eastAsia"/>
           <w:sz w:val="28"/>
         </w:rPr>
         <w:t>)</w:t>
@@ -670,13 +670,13 @@
       </w:r>
       <w:r>
         <w:rPr>
-          <w:rFonts w:hint="eastAsia"/>
+          <w:rFonts w:ascii="Times New Roman" w:hAnsi="Times New Roman" w:eastAsia="標楷體" w:cs="Times New Roman" w:hint="eastAsia"/>
         </w:rPr>
         <w:t>匯款帳號</w:t>
       </w:r>
       <w:r>
         <w:rPr>
-          <w:rFonts w:hint="eastAsia"/>
+          <w:rFonts w:ascii="Times New Roman" w:hAnsi="Times New Roman" w:eastAsia="標楷體" w:cs="Times New Roman" w:hint="eastAsia"/>
         </w:rPr>
         <w:t>:</w:t>
       </w:r>
@@ -685,7 +685,7 @@
       </w:r>
       <w:r>
         <w:rPr>
-          <w:rFonts w:hint="eastAsia"/>
+          <w:rFonts w:ascii="Times New Roman" w:hAnsi="Times New Roman" w:eastAsia="標楷體" w:cs="Times New Roman" w:hint="eastAsia"/>
           <w:sz w:val="28"/>
         </w:rPr>
         <w:t>21060100208180</w:t>
@@ -704,13 +704,13 @@
       </w:r>
       <w:r>
         <w:rPr>
-          <w:rFonts w:hint="eastAsia"/>
+          <w:rFonts w:ascii="Times New Roman" w:hAnsi="Times New Roman" w:eastAsia="標楷體" w:cs="Times New Roman" w:hint="eastAsia"/>
         </w:rPr>
         <w:t>繳費完成記得領取收據</w:t>
       </w:r>
       <w:r>
         <w:rPr>
-          <w:rFonts w:hint="eastAsia"/>
+          <w:rFonts w:ascii="Times New Roman" w:hAnsi="Times New Roman" w:eastAsia="標楷體" w:cs="Times New Roman" w:hint="eastAsia"/>
         </w:rPr>
         <w:t>!</w:t>
       </w:r>
@@ -774,7 +774,7 @@
   <w:docDefaults>
     <w:rPrDefault>
       <w:rPr>
-        <w:rFonts w:asciiTheme="minorHAnsi" w:eastAsiaTheme="minorEastAsia" w:hAnsiTheme="minorHAnsi" w:cstheme="minorBidi"/>
+        <w:rFonts w:ascii="Times New Roman" w:hAnsi="Times New Roman" w:eastAsia="標楷體" w:cs="Times New Roman"/>
         <w:kern w:val="2"/>
         <w:sz w:val="24"/>
         <w:szCs w:val="22"/>
@@ -1221,7 +1221,7 @@
     <w:unhideWhenUsed/>
     <w:rsid w:val="00471963"/>
     <w:rPr>
-      <w:rFonts w:asciiTheme="majorHAnsi" w:eastAsiaTheme="majorEastAsia" w:hAnsiTheme="majorHAnsi" w:cstheme="majorBidi"/>
+      <w:rFonts w:ascii="Times New Roman" w:hAnsi="Times New Roman" w:eastAsia="標楷體" w:cs="Times New Roman"/>
       <w:sz w:val="18"/>
       <w:szCs w:val="18"/>
     </w:rPr>
@@ -1234,7 +1234,7 @@
     <w:semiHidden/>
     <w:rsid w:val="00471963"/>
     <w:rPr>
-      <w:rFonts w:asciiTheme="majorHAnsi" w:eastAsiaTheme="majorEastAsia" w:hAnsiTheme="majorHAnsi" w:cstheme="majorBidi"/>
+      <w:rFonts w:ascii="Times New Roman" w:hAnsi="Times New Roman" w:eastAsia="標楷體" w:cs="Times New Roman"/>
       <w:sz w:val="18"/>
       <w:szCs w:val="18"/>
     </w:rPr>
